--- a/Odev_1/ödev_1_rapor.docx
+++ b/Odev_1/ödev_1_rapor.docx
@@ -77,6 +77,32 @@
         </w:rPr>
         <w:t xml:space="preserve">Github : </w:t>
       </w:r>
+      <w:hyperlink r:id="rId5" w:history="1">
+        <w:r>
+          <w:rPr>
+            <w:rStyle w:val="Hyperlink"/>
+            <w:sz w:val="18"/>
+            <w:szCs w:val="18"/>
+          </w:rPr>
+          <w:t>https://github.com/EnesUzun</w:t>
+        </w:r>
+        <w:r>
+          <w:rPr>
+            <w:rStyle w:val="Hyperlink"/>
+            <w:sz w:val="18"/>
+            <w:szCs w:val="18"/>
+          </w:rPr>
+          <w:t>0</w:t>
+        </w:r>
+        <w:r>
+          <w:rPr>
+            <w:rStyle w:val="Hyperlink"/>
+            <w:sz w:val="18"/>
+            <w:szCs w:val="18"/>
+          </w:rPr>
+          <w:t>3/Deep-Learning</w:t>
+        </w:r>
+      </w:hyperlink>
     </w:p>
     <w:p>
       <w:pPr>
@@ -176,10 +202,7 @@
         <w:t>diagnosis</w:t>
       </w:r>
       <w:r>
-        <w:t xml:space="preserve"> ) hariç diğer özellikleri (sütunları ) içerenbir tablo olurken , Y sadece </w:t>
-      </w:r>
-      <w:r>
-        <w:t>sonuç(tanı -</w:t>
+        <w:t xml:space="preserve"> ) hariç diğer özellikleri (sütunları ) içerenbir tablo olurken , Y sadece sonuç(tanı -</w:t>
       </w:r>
       <w:r>
         <w:t xml:space="preserve"> </w:t>
@@ -188,10 +211,7 @@
         <w:t>diagnosis</w:t>
       </w:r>
       <w:r>
-        <w:t xml:space="preserve"> )</w:t>
-      </w:r>
-      <w:r>
-        <w:t xml:space="preserve"> sütununu içeren bir tablo oldu. Bunu yapma sebebimiz özellik tablosu olan X’i kullanarak seçtiğimiz modelden bir tahminde bulunduğumuzda Y ile sonucu kontrol edip modelimizin doğruluğunu bulacağız.</w:t>
+        <w:t xml:space="preserve"> ) sütununu içeren bir tablo oldu. Bunu yapma sebebimiz özellik tablosu olan X’i kullanarak seçtiğimiz modelden bir tahminde bulunduğumuzda Y ile sonucu kontrol edip modelimizin doğruluğunu bulacağız.</w:t>
       </w:r>
       <w:r>
         <w:br/>
@@ -239,10 +259,7 @@
         <w:t xml:space="preserve">Veri seti için ön işlemler bittikten sonra bir </w:t>
       </w:r>
       <w:r>
-        <w:t>makine öğrenmesi tekniği</w:t>
-      </w:r>
-      <w:r>
-        <w:t xml:space="preserve"> olan</w:t>
+        <w:t>makine öğrenmesi tekniği olan</w:t>
       </w:r>
       <w:r>
         <w:rPr>
@@ -721,7 +738,7 @@
                     <pic:cNvPicPr/>
                   </pic:nvPicPr>
                   <pic:blipFill>
-                    <a:blip r:embed="rId5" cstate="print">
+                    <a:blip r:embed="rId6" cstate="print">
                       <a:extLst>
                         <a:ext uri="{28A0092B-C50C-407E-A947-70E740481C1C}">
                           <a14:useLocalDpi xmlns:a14="http://schemas.microsoft.com/office/drawing/2010/main" val="0"/>
@@ -1809,6 +1826,7 @@
   <w:style w:type="character" w:default="1" w:styleId="DefaultParagraphFont">
     <w:name w:val="Default Paragraph Font"/>
     <w:uiPriority w:val="1"/>
+    <w:semiHidden/>
     <w:unhideWhenUsed/>
   </w:style>
   <w:style w:type="table" w:default="1" w:styleId="TableNormal">
@@ -2140,6 +2158,41 @@
         <w:insideV w:val="single" w:sz="4" w:space="0" w:color="auto"/>
       </w:tblBorders>
     </w:tblPr>
+  </w:style>
+  <w:style w:type="character" w:styleId="Hyperlink">
+    <w:name w:val="Hyperlink"/>
+    <w:basedOn w:val="DefaultParagraphFont"/>
+    <w:uiPriority w:val="99"/>
+    <w:unhideWhenUsed/>
+    <w:rsid w:val="003376D6"/>
+    <w:rPr>
+      <w:color w:val="467886" w:themeColor="hyperlink"/>
+      <w:u w:val="single"/>
+    </w:rPr>
+  </w:style>
+  <w:style w:type="character" w:styleId="UnresolvedMention">
+    <w:name w:val="Unresolved Mention"/>
+    <w:basedOn w:val="DefaultParagraphFont"/>
+    <w:uiPriority w:val="99"/>
+    <w:semiHidden/>
+    <w:unhideWhenUsed/>
+    <w:rsid w:val="003376D6"/>
+    <w:rPr>
+      <w:color w:val="605E5C"/>
+      <w:shd w:val="clear" w:color="auto" w:fill="E1DFDD"/>
+    </w:rPr>
+  </w:style>
+  <w:style w:type="character" w:styleId="FollowedHyperlink">
+    <w:name w:val="FollowedHyperlink"/>
+    <w:basedOn w:val="DefaultParagraphFont"/>
+    <w:uiPriority w:val="99"/>
+    <w:semiHidden/>
+    <w:unhideWhenUsed/>
+    <w:rsid w:val="003376D6"/>
+    <w:rPr>
+      <w:color w:val="96607D" w:themeColor="followedHyperlink"/>
+      <w:u w:val="single"/>
+    </w:rPr>
   </w:style>
 </w:styles>
 </file>
